--- a/ats/ATS_FPGA_HLS_Resume.docx
+++ b/ats/ATS_FPGA_HLS_Resume.docx
@@ -70,7 +70,7 @@
           <w:color w:val="111111"/>
           <w:sz w:val="19"/>
         </w:rPr>
-        <w:t>FPGA and embedded AI engineer focused on Vitis HLS, Vivado, MicroBlaze, Zynq, AXI4-Lite, AXI HP, BRAM data paths, fixed-point neural accelerators, and UART-visible board validation. Built research pipelines for QSNN, QiSNN, SNN, QLIF, PC-DDM-SNN, ANN baselines, N-MNIST, MNIST14, rodent-raster decision decoding, and Zynq-based LLM acceleration.</w:t>
+        <w:t>FPGA and embedded AI engineer focused on Vitis HLS, Vivado, MicroBlaze, Zynq, AXI4-Lite, AXI HP, BRAM data paths, fixed-point neural accelerators, and UART-visible board validation. Built research pipelines for QSNN, QiSNN, SNN, QLIF, PC-DDM-SNN, ANN baselines, N-MNIST, MNIST14, EEG intent decoding, rodent-raster decision decoding, and Zynq-based LLM acceleration.</w:t>
       </w:r>
     </w:p>
     <w:p>
@@ -400,6 +400,32 @@
           <w:color w:val="111111"/>
           <w:sz w:val="19"/>
         </w:rPr>
+        <w:t>BCI_Game_Loop_FPGA</w:t>
+      </w:r>
+    </w:p>
+    <w:p>
+      <w:pPr>
+        <w:pStyle w:val="ListBullet"/>
+        <w:spacing w:after="40" w:line="250" w:lineRule="auto"/>
+        <w:ind w:left="461" w:hanging="230"/>
+      </w:pPr>
+      <w:r>
+        <w:t>Designed the FPGA/electronics branch of a closed-loop BCI stack on Arty A7-100T: ADS1299 frames feed MicroBlaze input BRAM, an EEG-adapted active temporal QiSNN produces five intent scores, and Ethernet/Wi-Fi/UART/SPI transports drive a PC/phone game with an idle reject state.</w:t>
+      </w:r>
+    </w:p>
+    <w:p>
+      <w:pPr>
+        <w:keepNext/>
+        <w:spacing w:before="40" w:after="20" w:line="259" w:lineRule="auto"/>
+      </w:pPr>
+      <w:r>
+        <w:rPr>
+          <w:rFonts w:ascii="Calibri" w:hAnsi="Calibri"/>
+          <w:b/>
+          <w:i w:val="0"/>
+          <w:color w:val="111111"/>
+          <w:sz w:val="19"/>
+        </w:rPr>
         <w:t>QSNN_EarlyExit_FPGA_Research</w:t>
       </w:r>
     </w:p>
@@ -426,7 +452,7 @@
           <w:color w:val="111111"/>
           <w:sz w:val="19"/>
         </w:rPr>
-        <w:t>QLIF_QSNN_FPGA</w:t>
+        <w:t>rodent_decision_qisnn_temporal</w:t>
       </w:r>
     </w:p>
     <w:p>
@@ -436,33 +462,7 @@
         <w:ind w:left="461" w:hanging="230"/>
       </w:pPr>
       <w:r>
-        <w:t>Created PC-DDM-SNN and Quantum LIF software-to-hardware flows for MNIST/N-MNIST, including dataset-matched training, HLS weight export, Vitis HLS, Vivado, XSA/bitstream production, and 1000-sample UART test workflows.</w:t>
-      </w:r>
-    </w:p>
-    <w:p>
-      <w:pPr>
-        <w:keepNext/>
-        <w:spacing w:before="40" w:after="20" w:line="259" w:lineRule="auto"/>
-      </w:pPr>
-      <w:r>
-        <w:rPr>
-          <w:rFonts w:ascii="Calibri" w:hAnsi="Calibri"/>
-          <w:b/>
-          <w:i w:val="0"/>
-          <w:color w:val="111111"/>
-          <w:sz w:val="19"/>
-        </w:rPr>
-        <w:t>snn_qisnn_rodent_raster</w:t>
-      </w:r>
-    </w:p>
-    <w:p>
-      <w:pPr>
-        <w:pStyle w:val="ListBullet"/>
-        <w:spacing w:after="40" w:line="250" w:lineRule="auto"/>
-        <w:ind w:left="461" w:hanging="230"/>
-      </w:pPr>
-      <w:r>
-        <w:t>Adapted temporal QiSNN/SNN FPGA pipelines for rodent neural raster windows with 2352-word input BRAM, AXI4-Lite ap_ctrl_hs, fixed-point payloads, MicroBlaze readback, and debug-visible state planning.</w:t>
+        <w:t>Prepared a temporal QiSNN/SNN FPGA research pipeline for rodent decision prediction using DANDI-derived raster vectors, 12 time bins x 196 features, 2352-word Q10 input BRAM, 3-class lick labels, AXI4-Lite ap_ctrl_hs control, and debug-visible accelerator state planning.</w:t>
       </w:r>
     </w:p>
     <w:p>

--- a/ats/ATS_FPGA_HLS_Resume.docx
+++ b/ats/ATS_FPGA_HLS_Resume.docx
@@ -485,6 +485,16 @@
     </w:p>
     <w:p>
       <w:pPr>
+        <w:pStyle w:val="ListBullet"/>
+        <w:spacing w:after="40" w:line="250" w:lineRule="auto"/>
+        <w:ind w:left="461" w:hanging="230"/>
+      </w:pPr>
+      <w:r>
+        <w:t>Published thesis: Singh H. A robust intrusion detection system utilizing uncertain reasoning techniques in artificial intelligence. The University of Regina (Canada); 2024.</w:t>
+      </w:r>
+    </w:p>
+    <w:p>
+      <w:pPr>
         <w:pStyle w:val="Heading2"/>
       </w:pPr>
       <w:r>
